--- a/policies/sources/Corporate_Governance_Statement.docx
+++ b/policies/sources/Corporate_Governance_Statement.docx
@@ -20823,7 +20823,7 @@
           <w:rFonts w:cstheme="minorHAnsi"/>
           <w:szCs w:val="22"/>
         </w:rPr>
-        <w:t>BioMar will be subject to the Danish Corporate Governance Recommendations, which are available on the Committee on Corporate Governance’s website www.corporategovernance.dk. As a company listed on Nasdaq Copenhagen, BioMar will be required to report on its compliance with these recommendations according to the “comply or explain” principle. BioMar’s position on each recommendation is described in the following and reflects the situation at the time of the reporting.</w:t>
+        <w:t>BioMar will be subject to the Danish Corporate Governance Recommendations, which are available on the Committee on Corporate Governance’s website www.corporategovernance.dk. As a company listed on Nasdaq Copenhagen, BioMar will be required to report on its compliance with these recommendations according to the “comply or explain” principle. BioMar’s position on each recommendation is described herein and reflects the situation at the time of the reporting.</w:t>
       </w:r>
     </w:p>
     <w:p>

--- a/policies/sources/Corporate_Governance_Statement.docx
+++ b/policies/sources/Corporate_Governance_Statement.docx
@@ -20513,23 +20513,21 @@
         <w:rPr>
           <w:szCs w:val="22"/>
         </w:rPr>
-        <w:t>3</w:t>
       </w:r>
       <w:r>
         <w:rPr>
           <w:szCs w:val="22"/>
         </w:rPr>
-        <w:t>.1</w:t>
       </w:r>
       <w:r>
         <w:rPr>
           <w:szCs w:val="22"/>
         </w:rPr>
-        <w:tab/>
       </w:r>
       <w:r>
         <w:rPr>
           <w:bCs/>
+          <w:i/>
           <w:iCs/>
           <w:szCs w:val="22"/>
           <w:u w:val="single"/>
@@ -20604,23 +20602,21 @@
         <w:rPr>
           <w:szCs w:val="22"/>
         </w:rPr>
-        <w:t>3</w:t>
       </w:r>
       <w:r>
         <w:rPr>
           <w:szCs w:val="22"/>
         </w:rPr>
-        <w:t>.2</w:t>
       </w:r>
       <w:r>
         <w:rPr>
           <w:szCs w:val="22"/>
         </w:rPr>
-        <w:tab/>
       </w:r>
       <w:r>
         <w:rPr>
           <w:bCs/>
+          <w:i/>
           <w:iCs/>
           <w:szCs w:val="22"/>
           <w:u w:val="single"/>
